--- a/docs/Extras/SD2_S26/Reports-Documents/PCB-Assembly-Test-and-Operation/PCB Operation Manual.docx
+++ b/docs/Extras/SD2_S26/Reports-Documents/PCB-Assembly-Test-and-Operation/PCB Operation Manual.docx
@@ -603,7 +603,7 @@
     </w:p>
     <w:sdt>
       <w:sdtPr>
-        <w:id w:val="-986631507"/>
+        <w:id w:val="-1549526560"/>
         <w:docPartObj>
           <w:docPartGallery w:val="Table of Contents"/>
           <w:docPartUnique w:val="1"/>
@@ -1012,12 +1012,12 @@
           <wp:inline distB="114300" distT="114300" distL="114300" distR="114300">
             <wp:extent cx="1763779" cy="1359243"/>
             <wp:effectExtent b="0" l="0" r="0" t="0"/>
-            <wp:docPr id="16" name="image8.png"/>
+            <wp:docPr id="16" name="image13.png"/>
             <a:graphic>
               <a:graphicData uri="http://schemas.openxmlformats.org/drawingml/2006/picture">
                 <pic:pic>
                   <pic:nvPicPr>
-                    <pic:cNvPr id="0" name="image8.png"/>
+                    <pic:cNvPr id="0" name="image13.png"/>
                     <pic:cNvPicPr preferRelativeResize="0"/>
                   </pic:nvPicPr>
                   <pic:blipFill>
@@ -1082,12 +1082,12 @@
           <wp:inline distB="114300" distT="114300" distL="114300" distR="114300">
             <wp:extent cx="1962150" cy="1905000"/>
             <wp:effectExtent b="0" l="0" r="0" t="0"/>
-            <wp:docPr id="14" name="image1.png"/>
+            <wp:docPr id="14" name="image10.png"/>
             <a:graphic>
               <a:graphicData uri="http://schemas.openxmlformats.org/drawingml/2006/picture">
                 <pic:pic>
                   <pic:nvPicPr>
-                    <pic:cNvPr id="0" name="image1.png"/>
+                    <pic:cNvPr id="0" name="image10.png"/>
                     <pic:cNvPicPr preferRelativeResize="0"/>
                   </pic:nvPicPr>
                   <pic:blipFill>
@@ -1175,12 +1175,12 @@
           <wp:inline distB="114300" distT="114300" distL="114300" distR="114300">
             <wp:extent cx="2567474" cy="2536726"/>
             <wp:effectExtent b="0" l="0" r="0" t="0"/>
-            <wp:docPr id="8" name="image5.png"/>
+            <wp:docPr id="8" name="image4.png"/>
             <a:graphic>
               <a:graphicData uri="http://schemas.openxmlformats.org/drawingml/2006/picture">
                 <pic:pic>
                   <pic:nvPicPr>
-                    <pic:cNvPr id="0" name="image5.png"/>
+                    <pic:cNvPr id="0" name="image4.png"/>
                     <pic:cNvPicPr preferRelativeResize="0"/>
                   </pic:nvPicPr>
                   <pic:blipFill>
@@ -1447,12 +1447,12 @@
           <wp:inline distB="114300" distT="114300" distL="114300" distR="114300">
             <wp:extent cx="2514600" cy="2514600"/>
             <wp:effectExtent b="0" l="0" r="0" t="0"/>
-            <wp:docPr id="11" name="image12.png"/>
+            <wp:docPr id="11" name="image16.png"/>
             <a:graphic>
               <a:graphicData uri="http://schemas.openxmlformats.org/drawingml/2006/picture">
                 <pic:pic>
                   <pic:nvPicPr>
-                    <pic:cNvPr id="0" name="image12.png"/>
+                    <pic:cNvPr id="0" name="image16.png"/>
                     <pic:cNvPicPr preferRelativeResize="0"/>
                   </pic:nvPicPr>
                   <pic:blipFill>
@@ -1713,13 +1713,26 @@
       <w:pPr>
         <w:ind w:left="0" w:firstLine="720"/>
         <w:jc w:val="left"/>
-        <w:rPr/>
-      </w:pPr>
-      <w:r>
-        <w:rPr>
-          <w:rtl w:val="0"/>
-        </w:rPr>
-        <w:t xml:space="preserve">SW5 controls the Boost regulator within the IC. As shown in Figure 3-2, SW5 is currently in the OFF state (Boost regulator is OFF). Flipping the switch down will switch SW5 to the ON state (Boost regulator is ON). Switching SW5 to the OFF state reduces supply current to the IC, ideal state when the audio amp isn't in use.</w:t>
+        <w:rPr>
+          <w:b w:val="1"/>
+          <w:bCs w:val="1"/>
+          <w:color w:val="ff0000"/>
+        </w:rPr>
+      </w:pPr>
+      <w:r>
+        <w:rPr>
+          <w:rtl w:val="0"/>
+        </w:rPr>
+        <w:t xml:space="preserve">SW5 controls the Boost regulator within the IC. As shown in Figure 3-2, SW5 is currently in the OFF state (Boost regulator is OFF). Flipping the switch down will switch SW5 to the ON state (Boost regulator is ON). Switching SW5 to the OFF state reduces supply current to the IC, ideal state when the audio amp isn't in use. (</w:t>
+      </w:r>
+      <w:r>
+        <w:rPr>
+          <w:b w:val="1"/>
+          <w:bCs w:val="1"/>
+          <w:color w:val="ff0000"/>
+          <w:rtl w:val="0"/>
+        </w:rPr>
+        <w:t xml:space="preserve">SW5 DRAWS 1.5A WHEN ON)</w:t>
       </w:r>
     </w:p>
     <w:p>
@@ -1772,12 +1785,12 @@
           <wp:inline distB="114300" distT="114300" distL="114300" distR="114300">
             <wp:extent cx="2519870" cy="2423875"/>
             <wp:effectExtent b="0" l="0" r="0" t="0"/>
-            <wp:docPr id="13" name="image16.png"/>
+            <wp:docPr id="13" name="image14.png"/>
             <a:graphic>
               <a:graphicData uri="http://schemas.openxmlformats.org/drawingml/2006/picture">
                 <pic:pic>
                   <pic:nvPicPr>
-                    <pic:cNvPr id="0" name="image16.png"/>
+                    <pic:cNvPr id="0" name="image14.png"/>
                     <pic:cNvPicPr preferRelativeResize="0"/>
                   </pic:nvPicPr>
                   <pic:blipFill>
@@ -1918,12 +1931,12 @@
           <wp:inline distB="114300" distT="114300" distL="114300" distR="114300">
             <wp:extent cx="2413237" cy="2404199"/>
             <wp:effectExtent b="0" l="0" r="0" t="0"/>
-            <wp:docPr id="1" name="image3.png"/>
+            <wp:docPr id="1" name="image11.png"/>
             <a:graphic>
               <a:graphicData uri="http://schemas.openxmlformats.org/drawingml/2006/picture">
                 <pic:pic>
                   <pic:nvPicPr>
-                    <pic:cNvPr id="0" name="image3.png"/>
+                    <pic:cNvPr id="0" name="image11.png"/>
                     <pic:cNvPicPr preferRelativeResize="0"/>
                   </pic:nvPicPr>
                   <pic:blipFill>
@@ -2012,12 +2025,12 @@
           <wp:inline distB="114300" distT="114300" distL="114300" distR="114300">
             <wp:extent cx="4810125" cy="2914650"/>
             <wp:effectExtent b="0" l="0" r="0" t="0"/>
-            <wp:docPr id="12" name="image14.png"/>
+            <wp:docPr id="12" name="image5.png"/>
             <a:graphic>
               <a:graphicData uri="http://schemas.openxmlformats.org/drawingml/2006/picture">
                 <pic:pic>
                   <pic:nvPicPr>
-                    <pic:cNvPr id="0" name="image14.png"/>
+                    <pic:cNvPr id="0" name="image5.png"/>
                     <pic:cNvPicPr preferRelativeResize="0"/>
                   </pic:nvPicPr>
                   <pic:blipFill>
@@ -2153,12 +2166,12 @@
           <wp:inline distB="114300" distT="114300" distL="114300" distR="114300">
             <wp:extent cx="1952099" cy="1890713"/>
             <wp:effectExtent b="0" l="0" r="0" t="0"/>
-            <wp:docPr id="7" name="image4.png"/>
+            <wp:docPr id="7" name="image15.png"/>
             <a:graphic>
               <a:graphicData uri="http://schemas.openxmlformats.org/drawingml/2006/picture">
                 <pic:pic>
                   <pic:nvPicPr>
-                    <pic:cNvPr id="0" name="image4.png"/>
+                    <pic:cNvPr id="0" name="image15.png"/>
                     <pic:cNvPicPr preferRelativeResize="0"/>
                   </pic:nvPicPr>
                   <pic:blipFill>
@@ -5068,12 +5081,12 @@
           <wp:inline distB="114300" distT="114300" distL="114300" distR="114300">
             <wp:extent cx="2194487" cy="2205038"/>
             <wp:effectExtent b="0" l="0" r="0" t="0"/>
-            <wp:docPr id="3" name="image15.png"/>
+            <wp:docPr id="3" name="image12.png"/>
             <a:graphic>
               <a:graphicData uri="http://schemas.openxmlformats.org/drawingml/2006/picture">
                 <pic:pic>
                   <pic:nvPicPr>
-                    <pic:cNvPr id="0" name="image15.png"/>
+                    <pic:cNvPr id="0" name="image12.png"/>
                     <pic:cNvPicPr preferRelativeResize="0"/>
                   </pic:nvPicPr>
                   <pic:blipFill>
@@ -5162,12 +5175,12 @@
           <wp:inline distB="114300" distT="114300" distL="114300" distR="114300">
             <wp:extent cx="1905000" cy="1905000"/>
             <wp:effectExtent b="0" l="0" r="0" t="0"/>
-            <wp:docPr id="6" name="image10.png"/>
+            <wp:docPr id="6" name="image3.png"/>
             <a:graphic>
               <a:graphicData uri="http://schemas.openxmlformats.org/drawingml/2006/picture">
                 <pic:pic>
                   <pic:nvPicPr>
-                    <pic:cNvPr id="0" name="image10.png"/>
+                    <pic:cNvPr id="0" name="image3.png"/>
                     <pic:cNvPicPr preferRelativeResize="0"/>
                   </pic:nvPicPr>
                   <pic:blipFill>
@@ -5376,12 +5389,12 @@
           <wp:inline distB="114300" distT="114300" distL="114300" distR="114300">
             <wp:extent cx="3652838" cy="1570544"/>
             <wp:effectExtent b="0" l="0" r="0" t="0"/>
-            <wp:docPr id="15" name="image13.png"/>
+            <wp:docPr id="15" name="image7.png"/>
             <a:graphic>
               <a:graphicData uri="http://schemas.openxmlformats.org/drawingml/2006/picture">
                 <pic:pic>
                   <pic:nvPicPr>
-                    <pic:cNvPr id="0" name="image13.png"/>
+                    <pic:cNvPr id="0" name="image7.png"/>
                     <pic:cNvPicPr preferRelativeResize="0"/>
                   </pic:nvPicPr>
                   <pic:blipFill>
@@ -5470,12 +5483,12 @@
           <wp:inline distB="114300" distT="114300" distL="114300" distR="114300">
             <wp:extent cx="2581275" cy="2181225"/>
             <wp:effectExtent b="0" l="0" r="0" t="0"/>
-            <wp:docPr id="9" name="image11.png"/>
+            <wp:docPr id="9" name="image1.png"/>
             <a:graphic>
               <a:graphicData uri="http://schemas.openxmlformats.org/drawingml/2006/picture">
                 <pic:pic>
                   <pic:nvPicPr>
-                    <pic:cNvPr id="0" name="image11.png"/>
+                    <pic:cNvPr id="0" name="image1.png"/>
                     <pic:cNvPicPr preferRelativeResize="0"/>
                   </pic:nvPicPr>
                   <pic:blipFill>
@@ -5595,12 +5608,12 @@
           <wp:inline distB="114300" distT="114300" distL="114300" distR="114300">
             <wp:extent cx="2538413" cy="2542480"/>
             <wp:effectExtent b="0" l="0" r="0" t="0"/>
-            <wp:docPr id="10" name="image7.png"/>
+            <wp:docPr id="10" name="image8.png"/>
             <a:graphic>
               <a:graphicData uri="http://schemas.openxmlformats.org/drawingml/2006/picture">
                 <pic:pic>
                   <pic:nvPicPr>
-                    <pic:cNvPr id="0" name="image7.png"/>
+                    <pic:cNvPr id="0" name="image8.png"/>
                     <pic:cNvPicPr preferRelativeResize="0"/>
                   </pic:nvPicPr>
                   <pic:blipFill>
